--- a/math-test/materials/08_第2章L8_直線與圓/工具卡_直線與圓.docx
+++ b/math-test/materials/08_第2章L8_直線與圓/工具卡_直線與圓.docx
@@ -395,7 +395,108 @@
                 <w:sz w:val="21"/>
                 <w:szCs w:val="21"/>
               </w:rPr>
-              <w:t xml:space="preserve">・3　只問關係 → 算 d ＝ |ax₀+by₀+c| ÷ √(a²+b²)，跟 r 比</w:t>
+              <w:t xml:space="preserve">・3　只問關係 → 算 </w:t>
+            </w:r>
+            <m:oMath>
+              <m:r>
+                <m:t xml:space="preserve">d</m:t>
+              </m:r>
+              <m:r>
+                <m:t xml:space="preserve">=</m:t>
+              </m:r>
+              <m:d>
+                <m:dPr>
+                  <m:begChr m:val="|"/>
+                  <m:endChr m:val="|"/>
+                </m:dPr>
+                <m:e>
+                  <m:r>
+                    <m:t xml:space="preserve">a</m:t>
+                  </m:r>
+                  <m:sSub>
+                    <m:e>
+                      <m:r>
+                        <m:t xml:space="preserve">x</m:t>
+                      </m:r>
+                    </m:e>
+                    <m:sub>
+                      <m:r>
+                        <m:t xml:space="preserve">0</m:t>
+                      </m:r>
+                    </m:sub>
+                  </m:sSub>
+                  <m:r>
+                    <m:t xml:space="preserve">+</m:t>
+                  </m:r>
+                  <m:r>
+                    <m:t xml:space="preserve">b</m:t>
+                  </m:r>
+                  <m:sSub>
+                    <m:e>
+                      <m:r>
+                        <m:t xml:space="preserve">y</m:t>
+                      </m:r>
+                    </m:e>
+                    <m:sub>
+                      <m:r>
+                        <m:t xml:space="preserve">0</m:t>
+                      </m:r>
+                    </m:sub>
+                  </m:sSub>
+                  <m:r>
+                    <m:t xml:space="preserve">+</m:t>
+                  </m:r>
+                  <m:r>
+                    <m:t xml:space="preserve">c</m:t>
+                  </m:r>
+                </m:e>
+              </m:d>
+              <m:r>
+                <m:t xml:space="preserve">÷</m:t>
+              </m:r>
+              <m:rad>
+                <m:radPr>
+                  <m:degHide m:val="1"/>
+                </m:radPr>
+                <m:deg/>
+                <m:e>
+                  <m:sSup>
+                    <m:e>
+                      <m:r>
+                        <m:t xml:space="preserve">a</m:t>
+                      </m:r>
+                    </m:e>
+                    <m:sup>
+                      <m:r>
+                        <m:t xml:space="preserve">2</m:t>
+                      </m:r>
+                    </m:sup>
+                  </m:sSup>
+                  <m:r>
+                    <m:t xml:space="preserve">+</m:t>
+                  </m:r>
+                  <m:sSup>
+                    <m:e>
+                      <m:r>
+                        <m:t xml:space="preserve">b</m:t>
+                      </m:r>
+                    </m:e>
+                    <m:sup>
+                      <m:r>
+                        <m:t xml:space="preserve">2</m:t>
+                      </m:r>
+                    </m:sup>
+                  </m:sSup>
+                </m:e>
+              </m:rad>
+            </m:oMath>
+            <w:r>
+              <w:rPr>
+                <w:rFonts w:ascii="Calibri" w:hAnsi="Calibri" w:eastAsia="微軟正黑體"/>
+                <w:sz w:val="21"/>
+                <w:szCs w:val="21"/>
+              </w:rPr>
+              <w:t xml:space="preserve">，跟 r 比</w:t>
             </w:r>
           </w:p>
           <w:p>
@@ -513,8 +614,105 @@
                 <w:sz w:val="21"/>
                 <w:szCs w:val="21"/>
               </w:rPr>
-              <w:t xml:space="preserve">・兩點距離 ＝ √((x₂−x₁)² + (y₂−y₁)²)</w:t>
-            </w:r>
+              <w:t xml:space="preserve">・兩點距離＝</w:t>
+            </w:r>
+            <m:oMath>
+              <m:rad>
+                <m:radPr>
+                  <m:degHide m:val="1"/>
+                </m:radPr>
+                <m:deg/>
+                <m:e>
+                  <m:sSup>
+                    <m:e>
+                      <m:r>
+                        <m:t xml:space="preserve">(</m:t>
+                      </m:r>
+                      <m:sSub>
+                        <m:e>
+                          <m:r>
+                            <m:t xml:space="preserve">x</m:t>
+                          </m:r>
+                        </m:e>
+                        <m:sub>
+                          <m:r>
+                            <m:t xml:space="preserve">2</m:t>
+                          </m:r>
+                        </m:sub>
+                      </m:sSub>
+                      <m:r>
+                        <m:t xml:space="preserve">−</m:t>
+                      </m:r>
+                      <m:sSub>
+                        <m:e>
+                          <m:r>
+                            <m:t xml:space="preserve">x</m:t>
+                          </m:r>
+                        </m:e>
+                        <m:sub>
+                          <m:r>
+                            <m:t xml:space="preserve">1</m:t>
+                          </m:r>
+                        </m:sub>
+                      </m:sSub>
+                      <m:r>
+                        <m:t xml:space="preserve">)</m:t>
+                      </m:r>
+                    </m:e>
+                    <m:sup>
+                      <m:r>
+                        <m:t xml:space="preserve">2</m:t>
+                      </m:r>
+                    </m:sup>
+                  </m:sSup>
+                  <m:r>
+                    <m:t xml:space="preserve">+</m:t>
+                  </m:r>
+                  <m:sSup>
+                    <m:e>
+                      <m:r>
+                        <m:t xml:space="preserve">(</m:t>
+                      </m:r>
+                      <m:sSub>
+                        <m:e>
+                          <m:r>
+                            <m:t xml:space="preserve">y</m:t>
+                          </m:r>
+                        </m:e>
+                        <m:sub>
+                          <m:r>
+                            <m:t xml:space="preserve">2</m:t>
+                          </m:r>
+                        </m:sub>
+                      </m:sSub>
+                      <m:r>
+                        <m:t xml:space="preserve">−</m:t>
+                      </m:r>
+                      <m:sSub>
+                        <m:e>
+                          <m:r>
+                            <m:t xml:space="preserve">y</m:t>
+                          </m:r>
+                        </m:e>
+                        <m:sub>
+                          <m:r>
+                            <m:t xml:space="preserve">1</m:t>
+                          </m:r>
+                        </m:sub>
+                      </m:sSub>
+                      <m:r>
+                        <m:t xml:space="preserve">)</m:t>
+                      </m:r>
+                    </m:e>
+                    <m:sup>
+                      <m:r>
+                        <m:t xml:space="preserve">2</m:t>
+                      </m:r>
+                    </m:sup>
+                  </m:sSup>
+                </m:e>
+              </m:rad>
+            </m:oMath>
           </w:p>
           <w:p>
             <w:pPr>
@@ -760,8 +958,101 @@
                 <w:sz w:val="21"/>
                 <w:szCs w:val="21"/>
               </w:rPr>
-              <w:t xml:space="preserve">・點到直線距離 d ＝ |ax₀ + by₀ + c| ÷ √(a² + b²)</w:t>
-            </w:r>
+              <w:t xml:space="preserve">・點到直線距離 </w:t>
+            </w:r>
+            <m:oMath>
+              <m:r>
+                <m:t xml:space="preserve">d</m:t>
+              </m:r>
+              <m:r>
+                <m:t xml:space="preserve">=</m:t>
+              </m:r>
+              <m:d>
+                <m:dPr>
+                  <m:begChr m:val="|"/>
+                  <m:endChr m:val="|"/>
+                </m:dPr>
+                <m:e>
+                  <m:r>
+                    <m:t xml:space="preserve">a</m:t>
+                  </m:r>
+                  <m:sSub>
+                    <m:e>
+                      <m:r>
+                        <m:t xml:space="preserve">x</m:t>
+                      </m:r>
+                    </m:e>
+                    <m:sub>
+                      <m:r>
+                        <m:t xml:space="preserve">0</m:t>
+                      </m:r>
+                    </m:sub>
+                  </m:sSub>
+                  <m:r>
+                    <m:t xml:space="preserve">+</m:t>
+                  </m:r>
+                  <m:r>
+                    <m:t xml:space="preserve">b</m:t>
+                  </m:r>
+                  <m:sSub>
+                    <m:e>
+                      <m:r>
+                        <m:t xml:space="preserve">y</m:t>
+                      </m:r>
+                    </m:e>
+                    <m:sub>
+                      <m:r>
+                        <m:t xml:space="preserve">0</m:t>
+                      </m:r>
+                    </m:sub>
+                  </m:sSub>
+                  <m:r>
+                    <m:t xml:space="preserve">+</m:t>
+                  </m:r>
+                  <m:r>
+                    <m:t xml:space="preserve">c</m:t>
+                  </m:r>
+                </m:e>
+              </m:d>
+              <m:r>
+                <m:t xml:space="preserve">÷</m:t>
+              </m:r>
+              <m:rad>
+                <m:radPr>
+                  <m:degHide m:val="1"/>
+                </m:radPr>
+                <m:deg/>
+                <m:e>
+                  <m:sSup>
+                    <m:e>
+                      <m:r>
+                        <m:t xml:space="preserve">a</m:t>
+                      </m:r>
+                    </m:e>
+                    <m:sup>
+                      <m:r>
+                        <m:t xml:space="preserve">2</m:t>
+                      </m:r>
+                    </m:sup>
+                  </m:sSup>
+                  <m:r>
+                    <m:t xml:space="preserve">+</m:t>
+                  </m:r>
+                  <m:sSup>
+                    <m:e>
+                      <m:r>
+                        <m:t xml:space="preserve">b</m:t>
+                      </m:r>
+                    </m:e>
+                    <m:sup>
+                      <m:r>
+                        <m:t xml:space="preserve">2</m:t>
+                      </m:r>
+                    </m:sup>
+                  </m:sSup>
+                </m:e>
+              </m:rad>
+            </m:oMath>
           </w:p>
           <w:p>
             <w:pPr>
